--- a/PRDs/CBM-PRD-Master.docx
+++ b/PRDs/CBM-PRD-Master.docx
@@ -46,7 +46,7 @@
           <w:sz w:val="22"/>
           <w:szCs w:val="22"/>
         </w:rPr>
-        <w:t xml:space="preserve">Version 0.1  |  Draft  |  2025</w:t>
+        <w:t xml:space="preserve">Version 0.2  |  March 15, 2026 at 03:54 PM UTC</w:t>
       </w:r>
     </w:p>
     <w:p>
@@ -1589,7 +1589,7 @@
         <w:spacing w:after="120"/>
       </w:pPr>
       <w:r>
-        <w:t xml:space="preserve">Google Workspace for Nonprofits (provisional). Professional email at @clevelandbusinessmentors.org domain. Future consideration: migration to Proton or similar privacy-first provider if CRM centralizes client/mentor communication.</w:t>
+        <w:t xml:space="preserve">Google Workspace for Nonprofits (provisional). Professional email at @cbmentors.org domain. Future consideration: migration to Proton or similar privacy-first provider if CRM centralizes client/mentor communication.</w:t>
       </w:r>
     </w:p>
     <w:p>
@@ -1903,6 +1903,122 @@
                 <w:sz w:val="20"/>
                 <w:szCs w:val="20"/>
               </w:rPr>
+              <w:t xml:space="preserve">CBM-PRD-CRM-Mentor.docx</w:t>
+            </w:r>
+          </w:p>
+        </w:tc>
+        <w:tc>
+          <w:tcPr>
+            <w:tcW w:type="dxa" w:w="5860"/>
+            <w:tcBorders>
+              <w:top w:val="single" w:color="CCCCCC" w:sz="1"/>
+              <w:left w:val="single" w:color="CCCCCC" w:sz="1"/>
+              <w:bottom w:val="single" w:color="CCCCCC" w:sz="1"/>
+              <w:right w:val="single" w:color="CCCCCC" w:sz="1"/>
+            </w:tcBorders>
+            <w:shd w:fill="F2F2F2" w:val="clear"/>
+            <w:tcMar>
+              <w:top w:type="dxa" w:w="80"/>
+              <w:left w:type="dxa" w:w="120"/>
+              <w:bottom w:type="dxa" w:w="80"/>
+              <w:right w:type="dxa" w:w="120"/>
+            </w:tcMar>
+          </w:tcPr>
+          <w:p>
+            <w:r>
+              <w:rPr>
+                <w:rFonts w:ascii="Arial" w:cs="Arial" w:eastAsia="Arial" w:hAnsi="Arial"/>
+                <w:sz w:val="20"/>
+                <w:szCs w:val="20"/>
+              </w:rPr>
+              <w:t xml:space="preserve">CRM design and implementation — mentor data structures, processes, relationships, and security</w:t>
+            </w:r>
+          </w:p>
+        </w:tc>
+      </w:tr>
+      <w:tr>
+        <w:tc>
+          <w:tcPr>
+            <w:tcW w:type="dxa" w:w="3500"/>
+            <w:tcBorders>
+              <w:top w:val="single" w:color="CCCCCC" w:sz="1"/>
+              <w:left w:val="single" w:color="CCCCCC" w:sz="1"/>
+              <w:bottom w:val="single" w:color="CCCCCC" w:sz="1"/>
+              <w:right w:val="single" w:color="CCCCCC" w:sz="1"/>
+            </w:tcBorders>
+            <w:shd w:fill="FFFFFF" w:val="clear"/>
+            <w:tcMar>
+              <w:top w:type="dxa" w:w="80"/>
+              <w:left w:type="dxa" w:w="120"/>
+              <w:bottom w:type="dxa" w:w="80"/>
+              <w:right w:type="dxa" w:w="120"/>
+            </w:tcMar>
+          </w:tcPr>
+          <w:p>
+            <w:r>
+              <w:rPr>
+                <w:rFonts w:ascii="Arial" w:cs="Arial" w:eastAsia="Arial" w:hAnsi="Arial"/>
+                <w:sz w:val="20"/>
+                <w:szCs w:val="20"/>
+              </w:rPr>
+              <w:t xml:space="preserve">CBM-PRD-CRM-Client.docx</w:t>
+            </w:r>
+          </w:p>
+        </w:tc>
+        <w:tc>
+          <w:tcPr>
+            <w:tcW w:type="dxa" w:w="5860"/>
+            <w:tcBorders>
+              <w:top w:val="single" w:color="CCCCCC" w:sz="1"/>
+              <w:left w:val="single" w:color="CCCCCC" w:sz="1"/>
+              <w:bottom w:val="single" w:color="CCCCCC" w:sz="1"/>
+              <w:right w:val="single" w:color="CCCCCC" w:sz="1"/>
+            </w:tcBorders>
+            <w:shd w:fill="FFFFFF" w:val="clear"/>
+            <w:tcMar>
+              <w:top w:type="dxa" w:w="80"/>
+              <w:left w:type="dxa" w:w="120"/>
+              <w:bottom w:type="dxa" w:w="80"/>
+              <w:right w:type="dxa" w:w="120"/>
+            </w:tcMar>
+          </w:tcPr>
+          <w:p>
+            <w:r>
+              <w:rPr>
+                <w:rFonts w:ascii="Arial" w:cs="Arial" w:eastAsia="Arial" w:hAnsi="Arial"/>
+                <w:sz w:val="20"/>
+                <w:szCs w:val="20"/>
+              </w:rPr>
+              <w:t xml:space="preserve">CRM design and implementation — client data structures, processes, relationships, and security</w:t>
+            </w:r>
+          </w:p>
+        </w:tc>
+      </w:tr>
+      <w:tr>
+        <w:tc>
+          <w:tcPr>
+            <w:tcW w:type="dxa" w:w="3500"/>
+            <w:tcBorders>
+              <w:top w:val="single" w:color="CCCCCC" w:sz="1"/>
+              <w:left w:val="single" w:color="CCCCCC" w:sz="1"/>
+              <w:bottom w:val="single" w:color="CCCCCC" w:sz="1"/>
+              <w:right w:val="single" w:color="CCCCCC" w:sz="1"/>
+            </w:tcBorders>
+            <w:shd w:fill="F2F2F2" w:val="clear"/>
+            <w:tcMar>
+              <w:top w:type="dxa" w:w="80"/>
+              <w:left w:type="dxa" w:w="120"/>
+              <w:bottom w:type="dxa" w:w="80"/>
+              <w:right w:type="dxa" w:w="120"/>
+            </w:tcMar>
+          </w:tcPr>
+          <w:p>
+            <w:r>
+              <w:rPr>
+                <w:rFonts w:ascii="Arial" w:cs="Arial" w:eastAsia="Arial" w:hAnsi="Arial"/>
+                <w:sz w:val="20"/>
+                <w:szCs w:val="20"/>
+              </w:rPr>
               <w:t xml:space="preserve">CBM-PRD-Website.docx</w:t>
             </w:r>
           </w:p>
@@ -2260,7 +2376,7 @@
                 <w:sz w:val="20"/>
                 <w:szCs w:val="20"/>
               </w:rPr>
-              <w:t xml:space="preserve">Draft — In Development</w:t>
+              <w:t xml:space="preserve">Active — Ongoing Development</w:t>
             </w:r>
           </w:p>
         </w:tc>
@@ -2318,7 +2434,7 @@
                 <w:sz w:val="20"/>
                 <w:szCs w:val="20"/>
               </w:rPr>
-              <w:t xml:space="preserve">0.1</w:t>
+              <w:t xml:space="preserve">0.2</w:t>
             </w:r>
           </w:p>
         </w:tc>
@@ -2376,7 +2492,7 @@
                 <w:sz w:val="20"/>
                 <w:szCs w:val="20"/>
               </w:rPr>
-              <w:t xml:space="preserve">2025</w:t>
+              <w:t xml:space="preserve">March 15, 2026 at 03:54 PM UTC</w:t>
             </w:r>
           </w:p>
         </w:tc>
@@ -2492,7 +2608,7 @@
                 <w:sz w:val="20"/>
                 <w:szCs w:val="20"/>
               </w:rPr>
-              <w:t xml:space="preserve">GitHub — cbm-technology-plan (Public)</w:t>
+              <w:t xml:space="preserve">GitHub — dbower44022/ClevelandBusinessMentoring (Public)</w:t>
             </w:r>
           </w:p>
         </w:tc>

--- a/PRDs/CBM-PRD-Master.docx
+++ b/PRDs/CBM-PRD-Master.docx
@@ -46,7 +46,7 @@
           <w:sz w:val="22"/>
           <w:szCs w:val="22"/>
         </w:rPr>
-        <w:t xml:space="preserve">Version 0.2  |  March 15, 2026 at 03:54 PM UTC</w:t>
+        <w:t xml:space="preserve">Version 0.3  |  March 2026</w:t>
       </w:r>
     </w:p>
     <w:p>
@@ -1457,6 +1457,64 @@
           </w:p>
         </w:tc>
       </w:tr>
+      <w:tr>
+        <w:tc>
+          <w:tcPr>
+            <w:tcW w:type="dxa" w:w="3500"/>
+            <w:tcBorders>
+              <w:top w:val="single" w:color="CCCCCC" w:sz="1"/>
+              <w:left w:val="single" w:color="CCCCCC" w:sz="1"/>
+              <w:bottom w:val="single" w:color="CCCCCC" w:sz="1"/>
+              <w:right w:val="single" w:color="CCCCCC" w:sz="1"/>
+            </w:tcBorders>
+            <w:shd w:fill="FFFFFF" w:val="clear"/>
+            <w:tcMar>
+              <w:top w:type="dxa" w:w="80"/>
+              <w:left w:type="dxa" w:w="120"/>
+              <w:bottom w:type="dxa" w:w="80"/>
+              <w:right w:type="dxa" w:w="120"/>
+            </w:tcMar>
+          </w:tcPr>
+          <w:p>
+            <w:r>
+              <w:rPr>
+                <w:rFonts w:ascii="Arial" w:cs="Arial" w:eastAsia="Arial" w:hAnsi="Arial"/>
+                <w:sz w:val="20"/>
+                <w:szCs w:val="20"/>
+              </w:rPr>
+              <w:t xml:space="preserve">Partner Management</w:t>
+            </w:r>
+          </w:p>
+        </w:tc>
+        <w:tc>
+          <w:tcPr>
+            <w:tcW w:type="dxa" w:w="5860"/>
+            <w:tcBorders>
+              <w:top w:val="single" w:color="CCCCCC" w:sz="1"/>
+              <w:left w:val="single" w:color="CCCCCC" w:sz="1"/>
+              <w:bottom w:val="single" w:color="CCCCCC" w:sz="1"/>
+              <w:right w:val="single" w:color="CCCCCC" w:sz="1"/>
+            </w:tcBorders>
+            <w:shd w:fill="FFFFFF" w:val="clear"/>
+            <w:tcMar>
+              <w:top w:type="dxa" w:w="80"/>
+              <w:left w:type="dxa" w:w="120"/>
+              <w:bottom w:type="dxa" w:w="80"/>
+              <w:right w:type="dxa" w:w="120"/>
+            </w:tcMar>
+          </w:tcPr>
+          <w:p>
+            <w:r>
+              <w:rPr>
+                <w:rFonts w:ascii="Arial" w:cs="Arial" w:eastAsia="Arial" w:hAnsi="Arial"/>
+                <w:sz w:val="20"/>
+                <w:szCs w:val="20"/>
+              </w:rPr>
+              <w:t xml:space="preserve">Community organization relationships, referral tracking, liaison management, and Partner analytics reporting</w:t>
+            </w:r>
+          </w:p>
+        </w:tc>
+      </w:tr>
     </w:tbl>
     <w:p>
       <w:r>
@@ -2168,6 +2226,64 @@
           </w:p>
         </w:tc>
       </w:tr>
+      <w:tr>
+        <w:tc>
+          <w:tcPr>
+            <w:tcW w:type="dxa" w:w="3500"/>
+            <w:tcBorders>
+              <w:top w:val="single" w:color="CCCCCC" w:sz="1"/>
+              <w:left w:val="single" w:color="CCCCCC" w:sz="1"/>
+              <w:bottom w:val="single" w:color="CCCCCC" w:sz="1"/>
+              <w:right w:val="single" w:color="CCCCCC" w:sz="1"/>
+            </w:tcBorders>
+            <w:shd w:fill="FFFFFF" w:val="clear"/>
+            <w:tcMar>
+              <w:top w:type="dxa" w:w="80"/>
+              <w:left w:type="dxa" w:w="120"/>
+              <w:bottom w:type="dxa" w:w="80"/>
+              <w:right w:type="dxa" w:w="120"/>
+            </w:tcMar>
+          </w:tcPr>
+          <w:p>
+            <w:r>
+              <w:rPr>
+                <w:rFonts w:ascii="Arial" w:cs="Arial" w:eastAsia="Arial" w:hAnsi="Arial"/>
+                <w:sz w:val="20"/>
+                <w:szCs w:val="20"/>
+              </w:rPr>
+              <w:t xml:space="preserve">CBM-PRD-CRM-Partners.docx</w:t>
+            </w:r>
+          </w:p>
+        </w:tc>
+        <w:tc>
+          <w:tcPr>
+            <w:tcW w:type="dxa" w:w="5860"/>
+            <w:tcBorders>
+              <w:top w:val="single" w:color="CCCCCC" w:sz="1"/>
+              <w:left w:val="single" w:color="CCCCCC" w:sz="1"/>
+              <w:bottom w:val="single" w:color="CCCCCC" w:sz="1"/>
+              <w:right w:val="single" w:color="CCCCCC" w:sz="1"/>
+            </w:tcBorders>
+            <w:shd w:fill="FFFFFF" w:val="clear"/>
+            <w:tcMar>
+              <w:top w:type="dxa" w:w="80"/>
+              <w:left w:type="dxa" w:w="120"/>
+              <w:bottom w:type="dxa" w:w="80"/>
+              <w:right w:type="dxa" w:w="120"/>
+            </w:tcMar>
+          </w:tcPr>
+          <w:p>
+            <w:r>
+              <w:rPr>
+                <w:rFonts w:ascii="Arial" w:cs="Arial" w:eastAsia="Arial" w:hAnsi="Arial"/>
+                <w:sz w:val="20"/>
+                <w:szCs w:val="20"/>
+              </w:rPr>
+              <w:t xml:space="preserve">CRM design and implementation — partner organization data structures, contacts, agreements, liaison management, and analytics reporting</w:t>
+            </w:r>
+          </w:p>
+        </w:tc>
+      </w:tr>
     </w:tbl>
     <w:p>
       <w:r>
@@ -2434,7 +2550,7 @@
                 <w:sz w:val="20"/>
                 <w:szCs w:val="20"/>
               </w:rPr>
-              <w:t xml:space="preserve">0.2</w:t>
+              <w:t xml:space="preserve">0.3</w:t>
             </w:r>
           </w:p>
         </w:tc>
